--- a/otchet_po_proizv_praktike_2026.docx
+++ b/otchet_po_proizv_praktike_2026.docx
@@ -22583,6 +22583,7 @@
       </w:pPr>
       <w:r>
         <w:rPr>
+          <w:noProof/>
           <w:sz w:val="36"/>
           <w:szCs w:val="36"/>
         </w:rPr>
@@ -22687,6 +22688,7 @@
       </w:pPr>
       <w:r>
         <w:rPr>
+          <w:noProof/>
           <w:sz w:val="28"/>
           <w:szCs w:val="28"/>
         </w:rPr>
@@ -22780,6 +22782,7 @@
       </w:pPr>
       <w:r>
         <w:rPr>
+          <w:noProof/>
           <w:sz w:val="28"/>
           <w:szCs w:val="28"/>
         </w:rPr>
@@ -22845,6 +22848,34 @@
           <w:szCs w:val="28"/>
         </w:rPr>
         <w:t>Рисунок 20 – окно посещаемости кружков</w:t>
+      </w:r>
+    </w:p>
+    <w:p>
+      <w:pPr>
+        <w:tabs>
+          <w:tab w:val="left" w:pos="4896"/>
+        </w:tabs>
+        <w:rPr>
+          <w:sz w:val="28"/>
+          <w:szCs w:val="28"/>
+        </w:rPr>
+      </w:pPr>
+      <w:hyperlink r:id="rId25" w:history="1">
+        <w:r>
+          <w:rPr>
+            <w:rStyle w:val="a6"/>
+            <w:sz w:val="28"/>
+            <w:szCs w:val="28"/>
+          </w:rPr>
+          <w:t>https://github.com/nikolajpaderin98-hub/pm_11_proiz</w:t>
+        </w:r>
+      </w:hyperlink>
+      <w:r>
+        <w:rPr>
+          <w:sz w:val="28"/>
+          <w:szCs w:val="28"/>
+        </w:rPr>
+        <w:t xml:space="preserve"> - ссылка на гит</w:t>
       </w:r>
     </w:p>
     <w:sectPr>
@@ -26358,6 +26389,7 @@
   <w:style w:type="character" w:default="1" w:styleId="a0">
     <w:name w:val="Default Paragraph Font"/>
     <w:uiPriority w:val="1"/>
+    <w:semiHidden/>
     <w:unhideWhenUsed/>
   </w:style>
   <w:style w:type="table" w:default="1" w:styleId="a1">
@@ -26476,6 +26508,29 @@
       <w:sz w:val="20"/>
       <w:szCs w:val="20"/>
       <w:lang w:eastAsia="ru-RU"/>
+    </w:rPr>
+  </w:style>
+  <w:style w:type="character" w:styleId="a6">
+    <w:name w:val="Hyperlink"/>
+    <w:basedOn w:val="a0"/>
+    <w:uiPriority w:val="99"/>
+    <w:unhideWhenUsed/>
+    <w:rsid w:val="00B279B9"/>
+    <w:rPr>
+      <w:color w:val="0563C1" w:themeColor="hyperlink"/>
+      <w:u w:val="single"/>
+    </w:rPr>
+  </w:style>
+  <w:style w:type="character" w:styleId="a7">
+    <w:name w:val="Unresolved Mention"/>
+    <w:basedOn w:val="a0"/>
+    <w:uiPriority w:val="99"/>
+    <w:semiHidden/>
+    <w:unhideWhenUsed/>
+    <w:rsid w:val="00B279B9"/>
+    <w:rPr>
+      <w:color w:val="605E5C"/>
+      <w:shd w:val="clear" w:color="auto" w:fill="E1DFDD"/>
     </w:rPr>
   </w:style>
 </w:styles>
